--- a/examples/tutorial/doc/README.docx
+++ b/examples/tutorial/doc/README.docx
@@ -2,21 +2,13 @@
 <file path=word/document.xml><?xml version="1.0" encoding="utf-8"?>
 <w:document xmlns:w="http://schemas.openxmlformats.org/wordprocessingml/2006/main" xmlns:m="http://schemas.openxmlformats.org/officeDocument/2006/math" xmlns:r="http://schemas.openxmlformats.org/officeDocument/2006/relationships" xmlns:o="urn:schemas-microsoft-com:office:office" xmlns:v="urn:schemas-microsoft-com:vml" xmlns:w10="urn:schemas-microsoft-com:office:word" xmlns:a="http://schemas.openxmlformats.org/drawingml/2006/main" xmlns:pic="http://schemas.openxmlformats.org/drawingml/2006/picture" xmlns:wp="http://schemas.openxmlformats.org/drawingml/2006/wordprocessingDrawing">
   <w:body>
+    <w:bookmarkStart w:id="30" w:name="tutorial-track"/>
     <w:p>
       <w:pPr>
-        <w:pStyle w:val="Title"/>
-      </w:pPr>
-      <w:r>
-        <w:t xml:space="preserve">Tutorials — Guided Learning Path</w:t>
-      </w:r>
-    </w:p>
-    <w:bookmarkStart w:id="32" w:name="tutorials-guided-learning-path"/>
-    <w:p>
-      <w:pPr>
         <w:pStyle w:val="Heading1"/>
       </w:pPr>
       <w:r>
-        <w:t xml:space="preserve">Tutorials — Guided Learning Path</w:t>
+        <w:t xml:space="preserve">Tutorial Track</w:t>
       </w:r>
     </w:p>
     <w:p>
@@ -24,7 +16,22 @@
         <w:pStyle w:val="FirstParagraph"/>
       </w:pPr>
       <w:r>
-        <w:t xml:space="preserve">This folder organizes a step-by-step tutorial path for readers who want to learn Harbinger in a progressive way. Instead of jumping directly into isolated examples, the tutorials start from the package workflow, move through data understanding and transformations, and only then reach detection and pattern-discovery tasks.</w:t>
+        <w:t xml:space="preserve">This section presents</w:t>
+      </w:r>
+      <w:r>
+        <w:t xml:space="preserve"> </w:t>
+      </w:r>
+      <w:r>
+        <w:rPr>
+          <w:rStyle w:val="VerbatimChar"/>
+        </w:rPr>
+        <w:t xml:space="preserve">harbinger</w:t>
+      </w:r>
+      <w:r>
+        <w:t xml:space="preserve"> </w:t>
+      </w:r>
+      <w:r>
+        <w:t xml:space="preserve">as a guided learning path. Instead of starting from isolated detectors, the tutorials begin with the package workflow, then move through data inspection, plotting, baseline methods, evaluation, and only later reach transformations and motif analysis.</w:t>
       </w:r>
     </w:p>
     <w:p>
@@ -32,16 +39,23 @@
         <w:pStyle w:val="BodyText"/>
       </w:pPr>
       <w:r>
-        <w:t xml:space="preserve">If you are new to the package, this is the best place to begin.</w:t>
+        <w:t xml:space="preserve">The sequence is cumulative. Each notebook introduces one main idea and keeps the code close to that idea, so the reader can understand both the package interface and the analytical reason for each step.</w:t>
       </w:r>
     </w:p>
-    <w:bookmarkStart w:id="30" w:name="suggested-order"/>
     <w:p>
       <w:pPr>
-        <w:pStyle w:val="Heading2"/>
-      </w:pPr>
-      <w:r>
-        <w:t xml:space="preserve">Suggested order</w:t>
+        <w:pStyle w:val="BodyText"/>
+      </w:pPr>
+      <w:r>
+        <w:t xml:space="preserve">This folder should be read in order. The first notebooks lower the entry barrier, the middle notebooks explain how to inspect and evaluate results, and the last ones broaden the reader’s view of what event analysis can include beyond a first anomaly detector.</w:t>
+      </w:r>
+    </w:p>
+    <w:p>
+      <w:pPr>
+        <w:pStyle w:val="BodyText"/>
+      </w:pPr>
+      <w:r>
+        <w:t xml:space="preserve">Recommended reading order:</w:t>
       </w:r>
     </w:p>
     <w:p>
@@ -64,7 +78,7 @@
         <w:t xml:space="preserve"> </w:t>
       </w:r>
       <w:r>
-        <w:t xml:space="preserve">- the basic Harbinger workflow on a simple anomaly series</w:t>
+        <w:t xml:space="preserve">- understand the minimum Harbinger workflow on a labeled anomaly series.</w:t>
       </w:r>
     </w:p>
     <w:p>
@@ -87,7 +101,7 @@
         <w:t xml:space="preserve"> </w:t>
       </w:r>
       <w:r>
-        <w:t xml:space="preserve">- how to inspect bundled and full datasets before modeling</w:t>
+        <w:t xml:space="preserve">- inspect benchmark collections before choosing a method.</w:t>
       </w:r>
     </w:p>
     <w:p>
@@ -110,7 +124,7 @@
         <w:t xml:space="preserve"> </w:t>
       </w:r>
       <w:r>
-        <w:t xml:space="preserve">- how to visualize univariate and multivariate series with</w:t>
+        <w:t xml:space="preserve">- use</w:t>
       </w:r>
       <w:r>
         <w:t xml:space="preserve"> </w:t>
@@ -120,6 +134,12 @@
           <w:rStyle w:val="VerbatimChar"/>
         </w:rPr>
         <w:t xml:space="preserve">har_plot()</w:t>
+      </w:r>
+      <w:r>
+        <w:t xml:space="preserve"> </w:t>
+      </w:r>
+      <w:r>
+        <w:t xml:space="preserve">to read univariate and multivariate series.</w:t>
       </w:r>
     </w:p>
     <w:p>
@@ -142,7 +162,7 @@
         <w:t xml:space="preserve"> </w:t>
       </w:r>
       <w:r>
-        <w:t xml:space="preserve">- a simple histogram-based anomaly detector</w:t>
+        <w:t xml:space="preserve">- start with a simple histogram detector before moving to stronger models.</w:t>
       </w:r>
     </w:p>
     <w:p>
@@ -165,7 +185,7 @@
         <w:t xml:space="preserve"> </w:t>
       </w:r>
       <w:r>
-        <w:t xml:space="preserve">- ARIMA-based anomaly detection and residual inspection</w:t>
+        <w:t xml:space="preserve">- detect anomalies through residuals from an ARIMA model.</w:t>
       </w:r>
     </w:p>
     <w:p>
@@ -188,7 +208,7 @@
         <w:t xml:space="preserve"> </w:t>
       </w:r>
       <w:r>
-        <w:t xml:space="preserve">- hard and soft evaluation of detected events</w:t>
+        <w:t xml:space="preserve">- compare strict and tolerant evaluation of detections.</w:t>
       </w:r>
     </w:p>
     <w:p>
@@ -211,7 +231,7 @@
         <w:t xml:space="preserve"> </w:t>
       </w:r>
       <w:r>
-        <w:t xml:space="preserve">- a first structural-change workflow</w:t>
+        <w:t xml:space="preserve">- detect a first structural break with AMOC.</w:t>
       </w:r>
     </w:p>
     <w:p>
@@ -234,7 +254,7 @@
         <w:t xml:space="preserve"> </w:t>
       </w:r>
       <w:r>
-        <w:t xml:space="preserve">- smoothing as a transformation before analysis</w:t>
+        <w:t xml:space="preserve">- see how moving averages change the reading of a series.</w:t>
       </w:r>
     </w:p>
     <w:p>
@@ -257,7 +277,7 @@
         <w:t xml:space="preserve"> </w:t>
       </w:r>
       <w:r>
-        <w:t xml:space="preserve">- SAX and XSAX as symbolic transformations</w:t>
+        <w:t xml:space="preserve">- transform a numeric series into SAX and XSAX codes.</w:t>
       </w:r>
     </w:p>
     <w:p>
@@ -280,89 +300,10 @@
         <w:t xml:space="preserve"> </w:t>
       </w:r>
       <w:r>
-        <w:t xml:space="preserve">- repeated patterns and rare subsequences</w:t>
+        <w:t xml:space="preserve">- close the path with motif-oriented sequence analysis.</w:t>
       </w:r>
     </w:p>
     <w:bookmarkEnd w:id="30"/>
-    <w:bookmarkStart w:id="31" w:name="how-this-path-is-organized"/>
-    <w:p>
-      <w:pPr>
-        <w:pStyle w:val="Heading2"/>
-      </w:pPr>
-      <w:r>
-        <w:t xml:space="preserve">How this path is organized</w:t>
-      </w:r>
-    </w:p>
-    <w:p>
-      <w:pPr>
-        <w:pStyle w:val="FirstParagraph"/>
-      </w:pPr>
-      <w:r>
-        <w:t xml:space="preserve">The sequence mirrors a common analytical workflow:</w:t>
-      </w:r>
-    </w:p>
-    <w:p>
-      <w:pPr>
-        <w:pStyle w:val="Compact"/>
-        <w:numPr>
-          <w:ilvl w:val="0"/>
-          <w:numId w:val="1002"/>
-        </w:numPr>
-      </w:pPr>
-      <w:r>
-        <w:t xml:space="preserve">understand the package and the data</w:t>
-      </w:r>
-    </w:p>
-    <w:p>
-      <w:pPr>
-        <w:pStyle w:val="Compact"/>
-        <w:numPr>
-          <w:ilvl w:val="0"/>
-          <w:numId w:val="1002"/>
-        </w:numPr>
-      </w:pPr>
-      <w:r>
-        <w:t xml:space="preserve">visualize the series before modeling</w:t>
-      </w:r>
-    </w:p>
-    <w:p>
-      <w:pPr>
-        <w:pStyle w:val="Compact"/>
-        <w:numPr>
-          <w:ilvl w:val="0"/>
-          <w:numId w:val="1002"/>
-        </w:numPr>
-      </w:pPr>
-      <w:r>
-        <w:t xml:space="preserve">try simple and interpretable detectors first</w:t>
-      </w:r>
-    </w:p>
-    <w:p>
-      <w:pPr>
-        <w:pStyle w:val="Compact"/>
-        <w:numPr>
-          <w:ilvl w:val="0"/>
-          <w:numId w:val="1002"/>
-        </w:numPr>
-      </w:pPr>
-      <w:r>
-        <w:t xml:space="preserve">evaluate what the detector found</w:t>
-      </w:r>
-    </w:p>
-    <w:p>
-      <w:pPr>
-        <w:pStyle w:val="Compact"/>
-        <w:numPr>
-          <w:ilvl w:val="0"/>
-          <w:numId w:val="1002"/>
-        </w:numPr>
-      </w:pPr>
-      <w:r>
-        <w:t xml:space="preserve">expand to change points, transformations, and symbolic or motif-oriented tasks</w:t>
-      </w:r>
-    </w:p>
-    <w:bookmarkEnd w:id="31"/>
-    <w:bookmarkEnd w:id="32"/>
     <w:sectPr>
       <w:footnotePr>
         <w:numRestart w:val="eachSect"/>
@@ -473,91 +414,6 @@
       </w:pPr>
     </w:lvl>
   </w:abstractNum>
-  <w:abstractNum w:abstractNumId="99411">
-    <w:nsid w:val="00A99411"/>
-    <w:multiLevelType w:val="multilevel"/>
-    <w:lvl w:ilvl="0">
-      <w:start w:val="1"/>
-      <w:numFmt w:val="decimal"/>
-      <w:lvlText w:val="%1."/>
-      <w:lvlJc w:val="left"/>
-      <w:pPr>
-        <w:ind w:left="720" w:hanging="360"/>
-      </w:pPr>
-    </w:lvl>
-    <w:lvl w:ilvl="1">
-      <w:start w:val="1"/>
-      <w:numFmt w:val="decimal"/>
-      <w:lvlText w:val="%2."/>
-      <w:lvlJc w:val="left"/>
-      <w:pPr>
-        <w:ind w:left="1440" w:hanging="360"/>
-      </w:pPr>
-    </w:lvl>
-    <w:lvl w:ilvl="2">
-      <w:start w:val="1"/>
-      <w:numFmt w:val="decimal"/>
-      <w:lvlText w:val="%3."/>
-      <w:lvlJc w:val="left"/>
-      <w:pPr>
-        <w:ind w:left="2160" w:hanging="360"/>
-      </w:pPr>
-    </w:lvl>
-    <w:lvl w:ilvl="3">
-      <w:start w:val="1"/>
-      <w:numFmt w:val="decimal"/>
-      <w:lvlText w:val="%4."/>
-      <w:lvlJc w:val="left"/>
-      <w:pPr>
-        <w:ind w:left="2880" w:hanging="360"/>
-      </w:pPr>
-    </w:lvl>
-    <w:lvl w:ilvl="4">
-      <w:start w:val="1"/>
-      <w:numFmt w:val="decimal"/>
-      <w:lvlText w:val="%5."/>
-      <w:lvlJc w:val="left"/>
-      <w:pPr>
-        <w:ind w:left="3600" w:hanging="360"/>
-      </w:pPr>
-    </w:lvl>
-    <w:lvl w:ilvl="5">
-      <w:start w:val="1"/>
-      <w:numFmt w:val="decimal"/>
-      <w:lvlText w:val="%6."/>
-      <w:lvlJc w:val="left"/>
-      <w:pPr>
-        <w:ind w:left="4320" w:hanging="360"/>
-      </w:pPr>
-    </w:lvl>
-    <w:lvl w:ilvl="6">
-      <w:start w:val="1"/>
-      <w:numFmt w:val="decimal"/>
-      <w:lvlText w:val="%7."/>
-      <w:lvlJc w:val="left"/>
-      <w:pPr>
-        <w:ind w:left="5040" w:hanging="360"/>
-      </w:pPr>
-    </w:lvl>
-    <w:lvl w:ilvl="7">
-      <w:start w:val="1"/>
-      <w:numFmt w:val="decimal"/>
-      <w:lvlText w:val="%8."/>
-      <w:lvlJc w:val="left"/>
-      <w:pPr>
-        <w:ind w:left="5760" w:hanging="360"/>
-      </w:pPr>
-    </w:lvl>
-    <w:lvl w:ilvl="8">
-      <w:start w:val="1"/>
-      <w:numFmt w:val="decimal"/>
-      <w:lvlText w:val="%9."/>
-      <w:lvlJc w:val="left"/>
-      <w:pPr>
-        <w:ind w:left="6480" w:hanging="360"/>
-      </w:pPr>
-    </w:lvl>
-  </w:abstractNum>
   <w:abstractNum w:abstractNumId="991">
     <w:nsid w:val="0000A991"/>
     <w:multiLevelType w:val="multilevel"/>
@@ -665,36 +521,6 @@
     <w:abstractNumId w:val="990"/>
   </w:num>
   <w:num w:numId="1001">
-    <w:abstractNumId w:val="99411"/>
-    <w:lvlOverride w:ilvl="0">
-      <w:startOverride w:val="1"/>
-    </w:lvlOverride>
-    <w:lvlOverride w:ilvl="1">
-      <w:startOverride w:val="1"/>
-    </w:lvlOverride>
-    <w:lvlOverride w:ilvl="2">
-      <w:startOverride w:val="1"/>
-    </w:lvlOverride>
-    <w:lvlOverride w:ilvl="3">
-      <w:startOverride w:val="1"/>
-    </w:lvlOverride>
-    <w:lvlOverride w:ilvl="4">
-      <w:startOverride w:val="1"/>
-    </w:lvlOverride>
-    <w:lvlOverride w:ilvl="5">
-      <w:startOverride w:val="1"/>
-    </w:lvlOverride>
-    <w:lvlOverride w:ilvl="6">
-      <w:startOverride w:val="1"/>
-    </w:lvlOverride>
-    <w:lvlOverride w:ilvl="7">
-      <w:startOverride w:val="1"/>
-    </w:lvlOverride>
-    <w:lvlOverride w:ilvl="8">
-      <w:startOverride w:val="1"/>
-    </w:lvlOverride>
-  </w:num>
-  <w:num w:numId="1002">
     <w:abstractNumId w:val="991"/>
   </w:num>
 </w:numbering>

--- a/examples/tutorial/doc/README.docx
+++ b/examples/tutorial/doc/README.docx
@@ -2,7 +2,7 @@
 <file path=word/document.xml><?xml version="1.0" encoding="utf-8"?>
 <w:document xmlns:w="http://schemas.openxmlformats.org/wordprocessingml/2006/main" xmlns:m="http://schemas.openxmlformats.org/officeDocument/2006/math" xmlns:r="http://schemas.openxmlformats.org/officeDocument/2006/relationships" xmlns:o="urn:schemas-microsoft-com:office:office" xmlns:v="urn:schemas-microsoft-com:vml" xmlns:w10="urn:schemas-microsoft-com:office:word" xmlns:a="http://schemas.openxmlformats.org/drawingml/2006/main" xmlns:pic="http://schemas.openxmlformats.org/drawingml/2006/picture" xmlns:wp="http://schemas.openxmlformats.org/drawingml/2006/wordprocessingDrawing">
   <w:body>
-    <w:bookmarkStart w:id="30" w:name="tutorial-track"/>
+    <w:bookmarkStart w:id="19" w:name="tutorial-track"/>
     <w:p>
       <w:pPr>
         <w:pStyle w:val="Heading1"/>
@@ -66,7 +66,7 @@
           <w:numId w:val="1001"/>
         </w:numPr>
       </w:pPr>
-      <w:hyperlink r:id="rId20">
+      <w:hyperlink r:id="rId9">
         <w:r>
           <w:rPr>
             <w:rStyle w:val="Hyperlink"/>
@@ -89,7 +89,7 @@
           <w:numId w:val="1001"/>
         </w:numPr>
       </w:pPr>
-      <w:hyperlink r:id="rId21">
+      <w:hyperlink r:id="rId10">
         <w:r>
           <w:rPr>
             <w:rStyle w:val="Hyperlink"/>
@@ -112,7 +112,7 @@
           <w:numId w:val="1001"/>
         </w:numPr>
       </w:pPr>
-      <w:hyperlink r:id="rId22">
+      <w:hyperlink r:id="rId11">
         <w:r>
           <w:rPr>
             <w:rStyle w:val="Hyperlink"/>
@@ -150,7 +150,7 @@
           <w:numId w:val="1001"/>
         </w:numPr>
       </w:pPr>
-      <w:hyperlink r:id="rId23">
+      <w:hyperlink r:id="rId12">
         <w:r>
           <w:rPr>
             <w:rStyle w:val="Hyperlink"/>
@@ -173,7 +173,7 @@
           <w:numId w:val="1001"/>
         </w:numPr>
       </w:pPr>
-      <w:hyperlink r:id="rId24">
+      <w:hyperlink r:id="rId13">
         <w:r>
           <w:rPr>
             <w:rStyle w:val="Hyperlink"/>
@@ -196,7 +196,7 @@
           <w:numId w:val="1001"/>
         </w:numPr>
       </w:pPr>
-      <w:hyperlink r:id="rId25">
+      <w:hyperlink r:id="rId14">
         <w:r>
           <w:rPr>
             <w:rStyle w:val="Hyperlink"/>
@@ -219,7 +219,7 @@
           <w:numId w:val="1001"/>
         </w:numPr>
       </w:pPr>
-      <w:hyperlink r:id="rId26">
+      <w:hyperlink r:id="rId15">
         <w:r>
           <w:rPr>
             <w:rStyle w:val="Hyperlink"/>
@@ -242,7 +242,7 @@
           <w:numId w:val="1001"/>
         </w:numPr>
       </w:pPr>
-      <w:hyperlink r:id="rId27">
+      <w:hyperlink r:id="rId16">
         <w:r>
           <w:rPr>
             <w:rStyle w:val="Hyperlink"/>
@@ -265,7 +265,7 @@
           <w:numId w:val="1001"/>
         </w:numPr>
       </w:pPr>
-      <w:hyperlink r:id="rId28">
+      <w:hyperlink r:id="rId17">
         <w:r>
           <w:rPr>
             <w:rStyle w:val="Hyperlink"/>
@@ -288,7 +288,7 @@
           <w:numId w:val="1001"/>
         </w:numPr>
       </w:pPr>
-      <w:hyperlink r:id="rId29">
+      <w:hyperlink r:id="rId18">
         <w:r>
           <w:rPr>
             <w:rStyle w:val="Hyperlink"/>
@@ -303,7 +303,7 @@
         <w:t xml:space="preserve">- close the path with motif-oriented sequence analysis.</w:t>
       </w:r>
     </w:p>
-    <w:bookmarkEnd w:id="30"/>
+    <w:bookmarkEnd w:id="19"/>
     <w:sectPr>
       <w:footnotePr>
         <w:numRestart w:val="eachSect"/>
@@ -531,10 +531,10 @@
   <w:docDefaults>
     <w:rPrDefault>
       <w:rPr>
-        <w:rFonts w:asciiTheme="minorHAnsi" w:cstheme="minorBidi" w:eastAsiaTheme="minorHAnsi" w:hAnsiTheme="minorHAnsi"/>
+        <w:rFonts w:asciiTheme="minorHAnsi" w:cstheme="minorBidi" w:eastAsiaTheme="minorEastAsia" w:hAnsiTheme="minorHAnsi"/>
         <w:sz w:val="24"/>
         <w:szCs w:val="24"/>
-        <w:lang w:bidi="ar-SA" w:eastAsia="en-US" w:val="en-US"/>
+        <w:lang w:bidi="ar-SA" w:eastAsia="zh-CN" w:val="en-US"/>
       </w:rPr>
     </w:rPrDefault>
     <w:pPrDefault>
@@ -1075,13 +1075,6 @@
       </w:tblCellMar>
     </w:tblPr>
     <w:tblStylePr w:type="firstRow">
-      <w:tblPr>
-        <w:jc w:val="left"/>
-        <w:tblInd w:type="dxa" w:w="0"/>
-      </w:tblPr>
-      <w:trPr>
-        <w:jc w:val="left"/>
-      </w:trPr>
       <w:tcPr>
         <w:tcBorders>
           <w:bottom w:val="single"/>
